--- a/klagomål/A 7143-2026 FSC-klagomål.docx
+++ b/klagomål/A 7143-2026 FSC-klagomål.docx
@@ -651,7 +651,7 @@
     <w:r>
       <w:tab/>
       <w:tab/>
-      <w:t>2026-02-28</w:t>
+      <w:t>2026-03-01</w:t>
       <w:br/>
       <w:br/>
     </w:r>

--- a/klagomål/A 7143-2026 FSC-klagomål.docx
+++ b/klagomål/A 7143-2026 FSC-klagomål.docx
@@ -651,7 +651,7 @@
     <w:r>
       <w:tab/>
       <w:tab/>
-      <w:t>2026-03-01</w:t>
+      <w:t>2026-03-02</w:t>
       <w:br/>
       <w:br/>
     </w:r>

--- a/klagomål/A 7143-2026 FSC-klagomål.docx
+++ b/klagomål/A 7143-2026 FSC-klagomål.docx
@@ -651,7 +651,7 @@
     <w:r>
       <w:tab/>
       <w:tab/>
-      <w:t>2026-03-02</w:t>
+      <w:t>2026-03-03</w:t>
       <w:br/>
       <w:br/>
     </w:r>

--- a/klagomål/A 7143-2026 FSC-klagomål.docx
+++ b/klagomål/A 7143-2026 FSC-klagomål.docx
@@ -651,7 +651,7 @@
     <w:r>
       <w:tab/>
       <w:tab/>
-      <w:t>2026-03-03</w:t>
+      <w:t>2026-03-04</w:t>
       <w:br/>
       <w:br/>
     </w:r>

--- a/klagomål/A 7143-2026 FSC-klagomål.docx
+++ b/klagomål/A 7143-2026 FSC-klagomål.docx
@@ -651,7 +651,7 @@
     <w:r>
       <w:tab/>
       <w:tab/>
-      <w:t>2026-03-04</w:t>
+      <w:t>2026-03-05</w:t>
       <w:br/>
       <w:br/>
     </w:r>

--- a/klagomål/A 7143-2026 FSC-klagomål.docx
+++ b/klagomål/A 7143-2026 FSC-klagomål.docx
@@ -651,7 +651,7 @@
     <w:r>
       <w:tab/>
       <w:tab/>
-      <w:t>2026-03-05</w:t>
+      <w:t>2026-03-06</w:t>
       <w:br/>
       <w:br/>
     </w:r>

--- a/klagomål/A 7143-2026 FSC-klagomål.docx
+++ b/klagomål/A 7143-2026 FSC-klagomål.docx
@@ -651,7 +651,7 @@
     <w:r>
       <w:tab/>
       <w:tab/>
-      <w:t>2026-03-06</w:t>
+      <w:t>2026-03-07</w:t>
       <w:br/>
       <w:br/>
     </w:r>

--- a/klagomål/A 7143-2026 FSC-klagomål.docx
+++ b/klagomål/A 7143-2026 FSC-klagomål.docx
@@ -651,7 +651,7 @@
     <w:r>
       <w:tab/>
       <w:tab/>
-      <w:t>2026-03-07</w:t>
+      <w:t>2026-03-08</w:t>
       <w:br/>
       <w:br/>
     </w:r>

--- a/klagomål/A 7143-2026 FSC-klagomål.docx
+++ b/klagomål/A 7143-2026 FSC-klagomål.docx
@@ -651,7 +651,7 @@
     <w:r>
       <w:tab/>
       <w:tab/>
-      <w:t>2026-03-08</w:t>
+      <w:t>2026-03-09</w:t>
       <w:br/>
       <w:br/>
     </w:r>

--- a/klagomål/A 7143-2026 FSC-klagomål.docx
+++ b/klagomål/A 7143-2026 FSC-klagomål.docx
@@ -651,7 +651,7 @@
     <w:r>
       <w:tab/>
       <w:tab/>
-      <w:t>2026-03-09</w:t>
+      <w:t>2026-03-10</w:t>
       <w:br/>
       <w:br/>
     </w:r>

--- a/klagomål/A 7143-2026 FSC-klagomål.docx
+++ b/klagomål/A 7143-2026 FSC-klagomål.docx
@@ -651,7 +651,7 @@
     <w:r>
       <w:tab/>
       <w:tab/>
-      <w:t>2026-03-10</w:t>
+      <w:t>2026-03-11</w:t>
       <w:br/>
       <w:br/>
     </w:r>

--- a/klagomål/A 7143-2026 FSC-klagomål.docx
+++ b/klagomål/A 7143-2026 FSC-klagomål.docx
@@ -651,7 +651,7 @@
     <w:r>
       <w:tab/>
       <w:tab/>
-      <w:t>2026-03-11</w:t>
+      <w:t>2026-03-12</w:t>
       <w:br/>
       <w:br/>
     </w:r>

--- a/klagomål/A 7143-2026 FSC-klagomål.docx
+++ b/klagomål/A 7143-2026 FSC-klagomål.docx
@@ -651,7 +651,7 @@
     <w:r>
       <w:tab/>
       <w:tab/>
-      <w:t>2026-03-12</w:t>
+      <w:t>2026-03-13</w:t>
       <w:br/>
       <w:br/>
     </w:r>

--- a/klagomål/A 7143-2026 FSC-klagomål.docx
+++ b/klagomål/A 7143-2026 FSC-klagomål.docx
@@ -244,6 +244,17 @@
       </w:pPr>
       <w:r>
         <w:t>Figur 1. Fyndplatser för naturvårdsarter i det avverkningsanmälda området (röd linje). Markörer utan svart kant är placerade på fyndplatsen. Markörer med svart kant är placerade vid sidan av fyndplatsen och har ett svart streck som visar fyndplatsens exakta position. Kartans mittpunktskoordinat är N 6725832, E 581737 i SWEREF 99 TM.</w:t>
+      </w:r>
+    </w:p>
+    <w:p>
+      <w:r>
+        <w:rPr>
+          <w:b/>
+        </w:rPr>
+        <w:t xml:space="preserve">Björksplintborre </w:t>
+      </w:r>
+      <w:r>
+        <w:t>är en skalbagge vars larvutveckling sker i bark på nyligen döda björkar, både stående träd och vindfällen. En prydlig rad med runda ventilationshål i barken ovanför modergången är synnerligen karaktäristiskt. Arten är knuten till lövrika blandskogar med en hög andel gamla träd, och starkt gynnad av naturliga störningar som torka, översvämningar, brand och stormfällningar. Talrika gnagspår kan tyda på biotoper med höga naturvärden, exempelvis för ovanliga hackspettar och andra, mer sällsynta vedinsekter. Larverna är omtyckt hackspettsföda (SLU Artdatabanken, 2025).</w:t>
       </w:r>
     </w:p>
     <w:p>
@@ -651,7 +662,7 @@
     <w:r>
       <w:tab/>
       <w:tab/>
-      <w:t>2026-03-13</w:t>
+      <w:t>2026-03-16</w:t>
       <w:br/>
       <w:br/>
     </w:r>

--- a/klagomål/A 7143-2026 FSC-klagomål.docx
+++ b/klagomål/A 7143-2026 FSC-klagomål.docx
@@ -662,7 +662,7 @@
     <w:r>
       <w:tab/>
       <w:tab/>
-      <w:t>2026-03-16</w:t>
+      <w:t>2026-03-17</w:t>
       <w:br/>
       <w:br/>
     </w:r>

--- a/klagomål/A 7143-2026 FSC-klagomål.docx
+++ b/klagomål/A 7143-2026 FSC-klagomål.docx
@@ -662,7 +662,7 @@
     <w:r>
       <w:tab/>
       <w:tab/>
-      <w:t>2026-03-17</w:t>
+      <w:t>2026-03-18</w:t>
       <w:br/>
       <w:br/>
     </w:r>

--- a/klagomål/A 7143-2026 FSC-klagomål.docx
+++ b/klagomål/A 7143-2026 FSC-klagomål.docx
@@ -662,7 +662,7 @@
     <w:r>
       <w:tab/>
       <w:tab/>
-      <w:t>2026-03-18</w:t>
+      <w:t>2026-03-19</w:t>
       <w:br/>
       <w:br/>
     </w:r>

--- a/klagomål/A 7143-2026 FSC-klagomål.docx
+++ b/klagomål/A 7143-2026 FSC-klagomål.docx
@@ -662,7 +662,7 @@
     <w:r>
       <w:tab/>
       <w:tab/>
-      <w:t>2026-03-19</w:t>
+      <w:t>2026-03-20</w:t>
       <w:br/>
       <w:br/>
     </w:r>

--- a/klagomål/A 7143-2026 FSC-klagomål.docx
+++ b/klagomål/A 7143-2026 FSC-klagomål.docx
@@ -662,7 +662,7 @@
     <w:r>
       <w:tab/>
       <w:tab/>
-      <w:t>2026-03-20</w:t>
+      <w:t>2026-03-21</w:t>
       <w:br/>
       <w:br/>
     </w:r>

--- a/klagomål/A 7143-2026 FSC-klagomål.docx
+++ b/klagomål/A 7143-2026 FSC-klagomål.docx
@@ -662,7 +662,7 @@
     <w:r>
       <w:tab/>
       <w:tab/>
-      <w:t>2026-03-21</w:t>
+      <w:t>2026-03-22</w:t>
       <w:br/>
       <w:br/>
     </w:r>

--- a/klagomål/A 7143-2026 FSC-klagomål.docx
+++ b/klagomål/A 7143-2026 FSC-klagomål.docx
@@ -662,7 +662,7 @@
     <w:r>
       <w:tab/>
       <w:tab/>
-      <w:t>2026-03-22</w:t>
+      <w:t>2026-03-23</w:t>
       <w:br/>
       <w:br/>
     </w:r>

--- a/klagomål/A 7143-2026 FSC-klagomål.docx
+++ b/klagomål/A 7143-2026 FSC-klagomål.docx
@@ -662,7 +662,7 @@
     <w:r>
       <w:tab/>
       <w:tab/>
-      <w:t>2026-03-23</w:t>
+      <w:t>2026-03-24</w:t>
       <w:br/>
       <w:br/>
     </w:r>

--- a/klagomål/A 7143-2026 FSC-klagomål.docx
+++ b/klagomål/A 7143-2026 FSC-klagomål.docx
@@ -662,7 +662,7 @@
     <w:r>
       <w:tab/>
       <w:tab/>
-      <w:t>2026-03-24</w:t>
+      <w:t>2026-03-25</w:t>
       <w:br/>
       <w:br/>
     </w:r>

--- a/klagomål/A 7143-2026 FSC-klagomål.docx
+++ b/klagomål/A 7143-2026 FSC-klagomål.docx
@@ -662,7 +662,7 @@
     <w:r>
       <w:tab/>
       <w:tab/>
-      <w:t>2026-03-25</w:t>
+      <w:t>2026-03-26</w:t>
       <w:br/>
       <w:br/>
     </w:r>

--- a/klagomål/A 7143-2026 FSC-klagomål.docx
+++ b/klagomål/A 7143-2026 FSC-klagomål.docx
@@ -662,7 +662,7 @@
     <w:r>
       <w:tab/>
       <w:tab/>
-      <w:t>2026-03-26</w:t>
+      <w:t>2026-03-27</w:t>
       <w:br/>
       <w:br/>
     </w:r>

--- a/klagomål/A 7143-2026 FSC-klagomål.docx
+++ b/klagomål/A 7143-2026 FSC-klagomål.docx
@@ -662,7 +662,7 @@
     <w:r>
       <w:tab/>
       <w:tab/>
-      <w:t>2026-03-27</w:t>
+      <w:t>2026-03-28</w:t>
       <w:br/>
       <w:br/>
     </w:r>

--- a/klagomål/A 7143-2026 FSC-klagomål.docx
+++ b/klagomål/A 7143-2026 FSC-klagomål.docx
@@ -662,7 +662,7 @@
     <w:r>
       <w:tab/>
       <w:tab/>
-      <w:t>2026-03-28</w:t>
+      <w:t>2026-03-29</w:t>
       <w:br/>
       <w:br/>
     </w:r>

--- a/klagomål/A 7143-2026 FSC-klagomål.docx
+++ b/klagomål/A 7143-2026 FSC-klagomål.docx
@@ -662,7 +662,7 @@
     <w:r>
       <w:tab/>
       <w:tab/>
-      <w:t>2026-03-29</w:t>
+      <w:t>2026-03-30</w:t>
       <w:br/>
       <w:br/>
     </w:r>

--- a/klagomål/A 7143-2026 FSC-klagomål.docx
+++ b/klagomål/A 7143-2026 FSC-klagomål.docx
@@ -662,7 +662,7 @@
     <w:r>
       <w:tab/>
       <w:tab/>
-      <w:t>2026-03-30</w:t>
+      <w:t>2026-03-31</w:t>
       <w:br/>
       <w:br/>
     </w:r>

--- a/klagomål/A 7143-2026 FSC-klagomål.docx
+++ b/klagomål/A 7143-2026 FSC-klagomål.docx
@@ -662,7 +662,7 @@
     <w:r>
       <w:tab/>
       <w:tab/>
-      <w:t>2026-03-31</w:t>
+      <w:t>2026-04-01</w:t>
       <w:br/>
       <w:br/>
     </w:r>

--- a/klagomål/A 7143-2026 FSC-klagomål.docx
+++ b/klagomål/A 7143-2026 FSC-klagomål.docx
@@ -662,7 +662,7 @@
     <w:r>
       <w:tab/>
       <w:tab/>
-      <w:t>2026-04-01</w:t>
+      <w:t>2026-04-02</w:t>
       <w:br/>
       <w:br/>
     </w:r>

--- a/klagomål/A 7143-2026 FSC-klagomål.docx
+++ b/klagomål/A 7143-2026 FSC-klagomål.docx
@@ -662,7 +662,7 @@
     <w:r>
       <w:tab/>
       <w:tab/>
-      <w:t>2026-04-02</w:t>
+      <w:t>2026-04-03</w:t>
       <w:br/>
       <w:br/>
     </w:r>

--- a/klagomål/A 7143-2026 FSC-klagomål.docx
+++ b/klagomål/A 7143-2026 FSC-klagomål.docx
@@ -662,7 +662,7 @@
     <w:r>
       <w:tab/>
       <w:tab/>
-      <w:t>2026-04-03</w:t>
+      <w:t>2026-04-04</w:t>
       <w:br/>
       <w:br/>
     </w:r>

--- a/klagomål/A 7143-2026 FSC-klagomål.docx
+++ b/klagomål/A 7143-2026 FSC-klagomål.docx
@@ -662,7 +662,7 @@
     <w:r>
       <w:tab/>
       <w:tab/>
-      <w:t>2026-04-04</w:t>
+      <w:t>2026-04-05</w:t>
       <w:br/>
       <w:br/>
     </w:r>

--- a/klagomål/A 7143-2026 FSC-klagomål.docx
+++ b/klagomål/A 7143-2026 FSC-klagomål.docx
@@ -662,7 +662,7 @@
     <w:r>
       <w:tab/>
       <w:tab/>
-      <w:t>2026-04-05</w:t>
+      <w:t>2026-04-06</w:t>
       <w:br/>
       <w:br/>
     </w:r>

--- a/klagomål/A 7143-2026 FSC-klagomål.docx
+++ b/klagomål/A 7143-2026 FSC-klagomål.docx
@@ -662,7 +662,7 @@
     <w:r>
       <w:tab/>
       <w:tab/>
-      <w:t>2026-04-06</w:t>
+      <w:t>2026-04-07</w:t>
       <w:br/>
       <w:br/>
     </w:r>

--- a/klagomål/A 7143-2026 FSC-klagomål.docx
+++ b/klagomål/A 7143-2026 FSC-klagomål.docx
@@ -662,7 +662,7 @@
     <w:r>
       <w:tab/>
       <w:tab/>
-      <w:t>2026-04-07</w:t>
+      <w:t>2026-04-08</w:t>
       <w:br/>
       <w:br/>
     </w:r>

--- a/klagomål/A 7143-2026 FSC-klagomål.docx
+++ b/klagomål/A 7143-2026 FSC-klagomål.docx
@@ -662,7 +662,7 @@
     <w:r>
       <w:tab/>
       <w:tab/>
-      <w:t>2026-04-08</w:t>
+      <w:t>2026-04-09</w:t>
       <w:br/>
       <w:br/>
     </w:r>

--- a/klagomål/A 7143-2026 FSC-klagomål.docx
+++ b/klagomål/A 7143-2026 FSC-klagomål.docx
@@ -662,7 +662,7 @@
     <w:r>
       <w:tab/>
       <w:tab/>
-      <w:t>2026-04-09</w:t>
+      <w:t>2026-04-10</w:t>
       <w:br/>
       <w:br/>
     </w:r>

--- a/klagomål/A 7143-2026 FSC-klagomål.docx
+++ b/klagomål/A 7143-2026 FSC-klagomål.docx
@@ -662,7 +662,7 @@
     <w:r>
       <w:tab/>
       <w:tab/>
-      <w:t>2026-04-10</w:t>
+      <w:t>2026-04-11</w:t>
       <w:br/>
       <w:br/>
     </w:r>

--- a/klagomål/A 7143-2026 FSC-klagomål.docx
+++ b/klagomål/A 7143-2026 FSC-klagomål.docx
@@ -662,7 +662,7 @@
     <w:r>
       <w:tab/>
       <w:tab/>
-      <w:t>2026-04-11</w:t>
+      <w:t>2026-04-12</w:t>
       <w:br/>
       <w:br/>
     </w:r>

--- a/klagomål/A 7143-2026 FSC-klagomål.docx
+++ b/klagomål/A 7143-2026 FSC-klagomål.docx
@@ -662,7 +662,7 @@
     <w:r>
       <w:tab/>
       <w:tab/>
-      <w:t>2026-04-14</w:t>
+      <w:t>2026-04-15</w:t>
       <w:br/>
       <w:br/>
     </w:r>

--- a/klagomål/A 7143-2026 FSC-klagomål.docx
+++ b/klagomål/A 7143-2026 FSC-klagomål.docx
@@ -662,7 +662,7 @@
     <w:r>
       <w:tab/>
       <w:tab/>
-      <w:t>2026-04-15</w:t>
+      <w:t>2026-04-16</w:t>
       <w:br/>
       <w:br/>
     </w:r>

--- a/klagomål/A 7143-2026 FSC-klagomål.docx
+++ b/klagomål/A 7143-2026 FSC-klagomål.docx
@@ -662,7 +662,7 @@
     <w:r>
       <w:tab/>
       <w:tab/>
-      <w:t>2026-04-16</w:t>
+      <w:t>2026-04-17</w:t>
       <w:br/>
       <w:br/>
     </w:r>

--- a/klagomål/A 7143-2026 FSC-klagomål.docx
+++ b/klagomål/A 7143-2026 FSC-klagomål.docx
@@ -662,7 +662,7 @@
     <w:r>
       <w:tab/>
       <w:tab/>
-      <w:t>2026-04-17</w:t>
+      <w:t>2026-04-18</w:t>
       <w:br/>
       <w:br/>
     </w:r>

--- a/klagomål/A 7143-2026 FSC-klagomål.docx
+++ b/klagomål/A 7143-2026 FSC-klagomål.docx
@@ -662,7 +662,7 @@
     <w:r>
       <w:tab/>
       <w:tab/>
-      <w:t>2026-04-18</w:t>
+      <w:t>2026-04-19</w:t>
       <w:br/>
       <w:br/>
     </w:r>

--- a/klagomål/A 7143-2026 FSC-klagomål.docx
+++ b/klagomål/A 7143-2026 FSC-klagomål.docx
@@ -662,7 +662,7 @@
     <w:r>
       <w:tab/>
       <w:tab/>
-      <w:t>2026-04-19</w:t>
+      <w:t>2026-04-20</w:t>
       <w:br/>
       <w:br/>
     </w:r>

--- a/klagomål/A 7143-2026 FSC-klagomål.docx
+++ b/klagomål/A 7143-2026 FSC-klagomål.docx
@@ -662,7 +662,7 @@
     <w:r>
       <w:tab/>
       <w:tab/>
-      <w:t>2026-04-20</w:t>
+      <w:t>2026-04-21</w:t>
       <w:br/>
       <w:br/>
     </w:r>

--- a/klagomål/A 7143-2026 FSC-klagomål.docx
+++ b/klagomål/A 7143-2026 FSC-klagomål.docx
@@ -662,7 +662,7 @@
     <w:r>
       <w:tab/>
       <w:tab/>
-      <w:t>2026-04-21</w:t>
+      <w:t>2026-04-22</w:t>
       <w:br/>
       <w:br/>
     </w:r>

--- a/klagomål/A 7143-2026 FSC-klagomål.docx
+++ b/klagomål/A 7143-2026 FSC-klagomål.docx
@@ -662,7 +662,7 @@
     <w:r>
       <w:tab/>
       <w:tab/>
-      <w:t>2026-04-22</w:t>
+      <w:t>2026-04-23</w:t>
       <w:br/>
       <w:br/>
     </w:r>

--- a/klagomål/A 7143-2026 FSC-klagomål.docx
+++ b/klagomål/A 7143-2026 FSC-klagomål.docx
@@ -662,7 +662,7 @@
     <w:r>
       <w:tab/>
       <w:tab/>
-      <w:t>2026-04-23</w:t>
+      <w:t>2026-04-24</w:t>
       <w:br/>
       <w:br/>
     </w:r>

--- a/klagomål/A 7143-2026 FSC-klagomål.docx
+++ b/klagomål/A 7143-2026 FSC-klagomål.docx
@@ -662,7 +662,7 @@
     <w:r>
       <w:tab/>
       <w:tab/>
-      <w:t>2026-04-24</w:t>
+      <w:t>2026-04-25</w:t>
       <w:br/>
       <w:br/>
     </w:r>

--- a/klagomål/A 7143-2026 FSC-klagomål.docx
+++ b/klagomål/A 7143-2026 FSC-klagomål.docx
@@ -662,7 +662,7 @@
     <w:r>
       <w:tab/>
       <w:tab/>
-      <w:t>2026-04-25</w:t>
+      <w:t>2026-04-26</w:t>
       <w:br/>
       <w:br/>
     </w:r>

--- a/klagomål/A 7143-2026 FSC-klagomål.docx
+++ b/klagomål/A 7143-2026 FSC-klagomål.docx
@@ -662,7 +662,7 @@
     <w:r>
       <w:tab/>
       <w:tab/>
-      <w:t>2026-04-26</w:t>
+      <w:t>2026-04-27</w:t>
       <w:br/>
       <w:br/>
     </w:r>

--- a/klagomål/A 7143-2026 FSC-klagomål.docx
+++ b/klagomål/A 7143-2026 FSC-klagomål.docx
@@ -662,7 +662,7 @@
     <w:r>
       <w:tab/>
       <w:tab/>
-      <w:t>2026-04-27</w:t>
+      <w:t>2026-04-28</w:t>
       <w:br/>
       <w:br/>
     </w:r>

--- a/klagomål/A 7143-2026 FSC-klagomål.docx
+++ b/klagomål/A 7143-2026 FSC-klagomål.docx
@@ -662,7 +662,7 @@
     <w:r>
       <w:tab/>
       <w:tab/>
-      <w:t>2026-04-28</w:t>
+      <w:t>2026-04-29</w:t>
       <w:br/>
       <w:br/>
     </w:r>

--- a/klagomål/A 7143-2026 FSC-klagomål.docx
+++ b/klagomål/A 7143-2026 FSC-klagomål.docx
@@ -662,7 +662,7 @@
     <w:r>
       <w:tab/>
       <w:tab/>
-      <w:t>2026-04-29</w:t>
+      <w:t>2026-04-30</w:t>
       <w:br/>
       <w:br/>
     </w:r>

--- a/klagomål/A 7143-2026 FSC-klagomål.docx
+++ b/klagomål/A 7143-2026 FSC-klagomål.docx
@@ -662,7 +662,7 @@
     <w:r>
       <w:tab/>
       <w:tab/>
-      <w:t>2026-04-30</w:t>
+      <w:t>2026-05-01</w:t>
       <w:br/>
       <w:br/>
     </w:r>

--- a/klagomål/A 7143-2026 FSC-klagomål.docx
+++ b/klagomål/A 7143-2026 FSC-klagomål.docx
@@ -662,7 +662,7 @@
     <w:r>
       <w:tab/>
       <w:tab/>
-      <w:t>2026-05-01</w:t>
+      <w:t>2026-05-02</w:t>
       <w:br/>
       <w:br/>
     </w:r>

--- a/klagomål/A 7143-2026 FSC-klagomål.docx
+++ b/klagomål/A 7143-2026 FSC-klagomål.docx
@@ -662,7 +662,7 @@
     <w:r>
       <w:tab/>
       <w:tab/>
-      <w:t>2026-05-02</w:t>
+      <w:t>2026-05-03</w:t>
       <w:br/>
       <w:br/>
     </w:r>

--- a/klagomål/A 7143-2026 FSC-klagomål.docx
+++ b/klagomål/A 7143-2026 FSC-klagomål.docx
@@ -662,7 +662,7 @@
     <w:r>
       <w:tab/>
       <w:tab/>
-      <w:t>2026-05-03</w:t>
+      <w:t>2026-05-04</w:t>
       <w:br/>
       <w:br/>
     </w:r>

--- a/klagomål/A 7143-2026 FSC-klagomål.docx
+++ b/klagomål/A 7143-2026 FSC-klagomål.docx
@@ -662,7 +662,7 @@
     <w:r>
       <w:tab/>
       <w:tab/>
-      <w:t>2026-05-16</w:t>
+      <w:t>2026-05-17</w:t>
       <w:br/>
       <w:br/>
     </w:r>

--- a/klagomål/A 7143-2026 FSC-klagomål.docx
+++ b/klagomål/A 7143-2026 FSC-klagomål.docx
@@ -662,7 +662,7 @@
     <w:r>
       <w:tab/>
       <w:tab/>
-      <w:t>2026-05-17</w:t>
+      <w:t>2026-05-18</w:t>
       <w:br/>
       <w:br/>
     </w:r>
